--- a/docs/fase2_comprension_datos/Informe_Fase2_v6.docx
+++ b/docs/fase2_comprension_datos/Informe_Fase2_v6.docx
@@ -6423,7 +6423,7 @@
         <w:t xml:space="preserve">Cartas a FONASA descartadas</w:t>
       </w:r>
       <w:r>
-        <w:t xml:space="preserve"> (versión 4): los 22 valores con forma de RUT se aíslan y no se usan, y las condiciones de publicación se asumen académicas y agregadas. El profesor guía recomienda enviarlas por la vía formal (revisión del 24-10-2026): la decisión está pendiente.</w:t>
+        <w:t xml:space="preserve"> (versión 4): los 22 valores con forma de RUT se aíslan y no se usan, y las condiciones de publicación se asumen académicas y agregadas.</w:t>
       </w:r>
     </w:p>
     <w:p>
@@ -6929,7 +6929,7 @@
         <w:spacing w:after="120" w:line="276"/>
       </w:pPr>
       <w:r>
-        <w:t xml:space="preserve">El profesor guía revisó la versión 2 del informe de la Fase 1 (revisión técnica del 24-10-2026). Varias de sus observaciones piden una medición o una decisión que esta fase ya hizo con la base completa. Esas observaciones no se corrigen en el informe de la Fase 1: se responden aquí, con la evidencia. Las demás se aplicaron en el informe de la Fase 1 (versión 6, Anexo B).</w:t>
+        <w:t xml:space="preserve">El profesor guía revisó la versión 2 del informe de la Fase 1 (revisión técnica del 24-10-2026). Varias de sus observaciones piden una medición o una decisión que esta fase ya hizo con la base completa. Esas observaciones no se corrigen en el informe de la Fase 1: se responden aquí, con la evidencia. Las demás se aplicaron en el informe de la Fase 1 (versión 6).</w:t>
       </w:r>
     </w:p>
     <w:tbl>
@@ -8252,7 +8252,7 @@
         <w:t xml:space="preserve">Lo que esta fase no resuelve.</w:t>
       </w:r>
       <w:r>
-        <w:t xml:space="preserve"> Tres comentarios no dependen de los datos y siguen como decisiones del autor en el informe de la Fase 1: los nombres de los hospitales (decisión 10, ya resuelta con solo códigos), el aviso a FONASA de los valores con forma de RUT (decisión 11) y la validación clínica (decisión 12).</w:t>
+        <w:t xml:space="preserve"> Dos comentarios no dependen de los datos y siguen en el informe de la Fase 1: los nombres de los hospitales (decisión 10, ya resuelta con solo códigos) y la validación clínica (decisión 12).</w:t>
       </w:r>
     </w:p>
     <w:sectPr>
